--- a/Science Books/Physics/Volume overview/EPILOGUE - The Edge of Knowledge Keeps Moving.docx
+++ b/Science Books/Physics/Volume overview/EPILOGUE - The Edge of Knowledge Keeps Moving.docx
@@ -7,7 +7,7 @@
         <w:pStyle w:val="Title"/>
       </w:pPr>
       <w:r>
-        <w:t>Science for Everyone</w:t>
+        <w:t>Physics, Actually</w:t>
       </w:r>
     </w:p>
     <w:p>
